--- a/docs/requirements/acrme_requirements_deviation_analysis.docx
+++ b/docs/requirements/acrme_requirements_deviation_analysis.docx
@@ -3697,6 +3697,195 @@
       </w:r>
       <w:r>
         <w:t xml:space="preserve">or cross-geo exception.</w:t>
+      </w:r>
+    </w:p>
+    <w:p>
+      <w:pPr>
+        <w:pStyle w:val="BlockText"/>
+      </w:pPr>
+      <w:r>
+        <w:rPr>
+          <w:bCs/>
+          <w:b/>
+        </w:rPr>
+        <w:t xml:space="preserve">⚠️ Resolution superseded (v2.3, baseline Section 6 / REG-003).</w:t>
+      </w:r>
+      <w:r>
+        <w:t xml:space="preserve"> </w:t>
+      </w:r>
+      <w:r>
+        <w:t xml:space="preserve">This gap and the quoted REG-003 text above reflect the earlier model and are</w:t>
+      </w:r>
+      <w:r>
+        <w:t xml:space="preserve"> </w:t>
+      </w:r>
+      <w:r>
+        <w:rPr>
+          <w:bCs/>
+          <w:b/>
+        </w:rPr>
+        <w:t xml:space="preserve">no longer current</w:t>
+      </w:r>
+      <w:r>
+        <w:t xml:space="preserve">. The v2.3 baseline replaces the</w:t>
+      </w:r>
+      <w:r>
+        <w:t xml:space="preserve"> </w:t>
+      </w:r>
+      <w:r>
+        <w:t xml:space="preserve">“</w:t>
+      </w:r>
+      <w:r>
+        <w:t xml:space="preserve">three-region minimum</w:t>
+      </w:r>
+      <w:r>
+        <w:t xml:space="preserve">”</w:t>
+      </w:r>
+      <w:r>
+        <w:t xml:space="preserve"> </w:t>
+      </w:r>
+      <w:r>
+        <w:t xml:space="preserve">idea with a</w:t>
+      </w:r>
+      <w:r>
+        <w:t xml:space="preserve"> </w:t>
+      </w:r>
+      <w:r>
+        <w:rPr>
+          <w:bCs/>
+          <w:b/>
+        </w:rPr>
+        <w:t xml:space="preserve">per-geography distribution model</w:t>
+      </w:r>
+      <w:r>
+        <w:t xml:space="preserve">: the</w:t>
+      </w:r>
+      <w:r>
+        <w:t xml:space="preserve"> </w:t>
+      </w:r>
+      <w:r>
+        <w:rPr>
+          <w:bCs/>
+          <w:b/>
+        </w:rPr>
+        <w:t xml:space="preserve">US</w:t>
+      </w:r>
+      <w:r>
+        <w:t xml:space="preserve"> </w:t>
+      </w:r>
+      <w:r>
+        <w:t xml:space="preserve">is the only</w:t>
+      </w:r>
+      <w:r>
+        <w:t xml:space="preserve"> </w:t>
+      </w:r>
+      <w:r>
+        <w:rPr>
+          <w:bCs/>
+          <w:b/>
+        </w:rPr>
+        <w:t xml:space="preserve">three-region</w:t>
+      </w:r>
+      <w:r>
+        <w:t xml:space="preserve"> </w:t>
+      </w:r>
+      <w:r>
+        <w:t xml:space="preserve">geography;</w:t>
+      </w:r>
+      <w:r>
+        <w:t xml:space="preserve"> </w:t>
+      </w:r>
+      <w:r>
+        <w:rPr>
+          <w:bCs/>
+          <w:b/>
+        </w:rPr>
+        <w:t xml:space="preserve">EU, Australia, Asia Pacific and the Middle East are supported, normative two-region geographies</w:t>
+      </w:r>
+      <w:r>
+        <w:t xml:space="preserve"> </w:t>
+      </w:r>
+      <w:r>
+        <w:t xml:space="preserve">that separate environments via</w:t>
+      </w:r>
+      <w:r>
+        <w:t xml:space="preserve"> </w:t>
+      </w:r>
+      <w:r>
+        <w:rPr>
+          <w:bCs/>
+          <w:b/>
+        </w:rPr>
+        <w:t xml:space="preserve">ENV-003 CVAL/DR co-location (PLC-010a)</w:t>
+      </w:r>
+      <w:r>
+        <w:t xml:space="preserve"> </w:t>
+      </w:r>
+      <w:r>
+        <w:t xml:space="preserve">— Prod in one region, CVAL + DR co-located in the other. A two-region geography is therefore</w:t>
+      </w:r>
+      <w:r>
+        <w:t xml:space="preserve"> </w:t>
+      </w:r>
+      <w:r>
+        <w:rPr>
+          <w:bCs/>
+          <w:b/>
+        </w:rPr>
+        <w:t xml:space="preserve">not</w:t>
+      </w:r>
+      <w:r>
+        <w:t xml:space="preserve"> </w:t>
+      </w:r>
+      <w:r>
+        <w:t xml:space="preserve">a limitation requiring a cross-geo exception. The</w:t>
+      </w:r>
+      <w:r>
+        <w:t xml:space="preserve"> </w:t>
+      </w:r>
+      <w:r>
+        <w:rPr>
+          <w:bCs/>
+          <w:b/>
+        </w:rPr>
+        <w:t xml:space="preserve">Middle East</w:t>
+      </w:r>
+      <w:r>
+        <w:t xml:space="preserve"> </w:t>
+      </w:r>
+      <w:r>
+        <w:t xml:space="preserve">is the sole geography where DR is</w:t>
+      </w:r>
+      <w:r>
+        <w:t xml:space="preserve"> </w:t>
+      </w:r>
+      <w:r>
+        <w:rPr>
+          <w:rStyle w:val="VerbatimChar"/>
+        </w:rPr>
+        <w:t xml:space="preserve">DR_NOT_OFFERED</w:t>
+      </w:r>
+      <w:r>
+        <w:t xml:space="preserve"> </w:t>
+      </w:r>
+      <w:r>
+        <w:t xml:space="preserve">(DEC-001); the Switzerland North cross-geo path is pre-configured but inactive. ADR-001 was reconciled accordingly (it does</w:t>
+      </w:r>
+      <w:r>
+        <w:t xml:space="preserve"> </w:t>
+      </w:r>
+      <w:r>
+        <w:rPr>
+          <w:bCs/>
+          <w:b/>
+        </w:rPr>
+        <w:t xml:space="preserve">not</w:t>
+      </w:r>
+      <w:r>
+        <w:t xml:space="preserve"> </w:t>
+      </w:r>
+      <w:r>
+        <w:t xml:space="preserve">assert a universal three-region minimum).</w:t>
       </w:r>
     </w:p>
     <w:p>
